--- a/K25_CNTT1_SKL01_B25DTCN140_QuachTranAnh_Session01_Ex01.docx
+++ b/K25_CNTT1_SKL01_B25DTCN140_QuachTranAnh_Session01_Ex01.docx
@@ -275,6 +275,11 @@
     </w:p>
     <w:p>
       <w:pPr>
+        <w:pStyle w:val="ListParagraph"/>
+        <w:numPr>
+          <w:ilvl w:val="1"/>
+          <w:numId w:val="10"/>
+        </w:numPr>
         <w:spacing w:before="100" w:beforeAutospacing="1" w:after="100" w:afterAutospacing="1" w:line="240" w:lineRule="auto"/>
         <w:rPr>
           <w:rFonts w:ascii="Times New Roman" w:eastAsia="Times New Roman" w:hAnsi="Times New Roman" w:cs="Times New Roman"/>
@@ -282,16 +287,6 @@
           <w:szCs w:val="24"/>
         </w:rPr>
       </w:pPr>
-      <w:r>
-        <w:rPr>
-          <w:rFonts w:ascii="Times New Roman" w:eastAsia="Times New Roman" w:hAnsi="Times New Roman" w:cs="Times New Roman"/>
-          <w:b/>
-          <w:bCs/>
-          <w:sz w:val="24"/>
-          <w:szCs w:val="24"/>
-        </w:rPr>
-        <w:t xml:space="preserve">1.1 </w:t>
-      </w:r>
       <w:proofErr w:type="spellStart"/>
       <w:r>
         <w:rPr>
@@ -344,6 +339,18 @@
         </w:rPr>
         <w:t xml:space="preserve"> </w:t>
       </w:r>
+    </w:p>
+    <w:p>
+      <w:pPr>
+        <w:pStyle w:val="ListParagraph"/>
+        <w:spacing w:before="100" w:beforeAutospacing="1" w:after="100" w:afterAutospacing="1" w:line="240" w:lineRule="auto"/>
+        <w:ind w:left="360" w:firstLine="360"/>
+        <w:rPr>
+          <w:rFonts w:ascii="Times New Roman" w:eastAsia="Times New Roman" w:hAnsi="Times New Roman" w:cs="Times New Roman"/>
+          <w:sz w:val="24"/>
+          <w:szCs w:val="24"/>
+        </w:rPr>
+      </w:pPr>
       <w:proofErr w:type="spellStart"/>
       <w:r>
         <w:rPr>
@@ -890,6 +897,8 @@
         </w:rPr>
         <w:t>.</w:t>
       </w:r>
+      <w:bookmarkStart w:id="0" w:name="_GoBack"/>
+      <w:bookmarkEnd w:id="0"/>
     </w:p>
     <w:p>
       <w:pPr>
@@ -1588,17 +1597,7 @@
           <w:szCs w:val="24"/>
           <w:shd w:val="clear" w:color="auto" w:fill="FFFFFF"/>
         </w:rPr>
-        <w:t>,</w:t>
-      </w:r>
-      <w:r>
-        <w:rPr>
-          <w:rFonts w:ascii="Times New Roman" w:hAnsi="Times New Roman" w:cs="Times New Roman"/>
-          <w:color w:val="2B2D31"/>
-          <w:sz w:val="24"/>
-          <w:szCs w:val="24"/>
-          <w:shd w:val="clear" w:color="auto" w:fill="FFFFFF"/>
-        </w:rPr>
-        <w:t xml:space="preserve"> </w:t>
+        <w:t xml:space="preserve">, </w:t>
       </w:r>
       <w:proofErr w:type="spellStart"/>
       <w:r>
@@ -8335,6 +8334,7 @@
           <w:sz w:val="24"/>
           <w:szCs w:val="24"/>
         </w:rPr>
+        <w:lastRenderedPageBreak/>
         <w:t>Rớt</w:t>
       </w:r>
       <w:proofErr w:type="spellEnd"/>
@@ -8837,7 +8837,6 @@
           <w:szCs w:val="24"/>
           <w:shd w:val="clear" w:color="auto" w:fill="FFFFFF"/>
         </w:rPr>
-        <w:lastRenderedPageBreak/>
         <w:t>Nhiệm</w:t>
       </w:r>
       <w:proofErr w:type="spellEnd"/>
@@ -12162,8 +12161,6 @@
         </w:rPr>
         <w:t>.</w:t>
       </w:r>
-      <w:bookmarkStart w:id="0" w:name="_GoBack"/>
-      <w:bookmarkEnd w:id="0"/>
     </w:p>
     <w:p>
       <w:pPr>
@@ -13045,6 +13042,128 @@
     </w:lvl>
   </w:abstractNum>
   <w:abstractNum w:abstractNumId="6" w15:restartNumberingAfterBreak="0">
+    <w:nsid w:val="5C783800"/>
+    <w:multiLevelType w:val="multilevel"/>
+    <w:tmpl w:val="40626F7E"/>
+    <w:lvl w:ilvl="0">
+      <w:start w:val="1"/>
+      <w:numFmt w:val="decimal"/>
+      <w:lvlText w:val="%1"/>
+      <w:lvlJc w:val="left"/>
+      <w:pPr>
+        <w:ind w:left="360" w:hanging="360"/>
+      </w:pPr>
+      <w:rPr>
+        <w:rFonts w:hint="default"/>
+        <w:b/>
+      </w:rPr>
+    </w:lvl>
+    <w:lvl w:ilvl="1">
+      <w:start w:val="1"/>
+      <w:numFmt w:val="decimal"/>
+      <w:lvlText w:val="%1.%2"/>
+      <w:lvlJc w:val="left"/>
+      <w:pPr>
+        <w:ind w:left="360" w:hanging="360"/>
+      </w:pPr>
+      <w:rPr>
+        <w:rFonts w:hint="default"/>
+        <w:b/>
+      </w:rPr>
+    </w:lvl>
+    <w:lvl w:ilvl="2">
+      <w:start w:val="1"/>
+      <w:numFmt w:val="decimal"/>
+      <w:lvlText w:val="%1.%2.%3"/>
+      <w:lvlJc w:val="left"/>
+      <w:pPr>
+        <w:ind w:left="720" w:hanging="720"/>
+      </w:pPr>
+      <w:rPr>
+        <w:rFonts w:hint="default"/>
+        <w:b/>
+      </w:rPr>
+    </w:lvl>
+    <w:lvl w:ilvl="3">
+      <w:start w:val="1"/>
+      <w:numFmt w:val="decimal"/>
+      <w:lvlText w:val="%1.%2.%3.%4"/>
+      <w:lvlJc w:val="left"/>
+      <w:pPr>
+        <w:ind w:left="720" w:hanging="720"/>
+      </w:pPr>
+      <w:rPr>
+        <w:rFonts w:hint="default"/>
+        <w:b/>
+      </w:rPr>
+    </w:lvl>
+    <w:lvl w:ilvl="4">
+      <w:start w:val="1"/>
+      <w:numFmt w:val="decimal"/>
+      <w:lvlText w:val="%1.%2.%3.%4.%5"/>
+      <w:lvlJc w:val="left"/>
+      <w:pPr>
+        <w:ind w:left="1080" w:hanging="1080"/>
+      </w:pPr>
+      <w:rPr>
+        <w:rFonts w:hint="default"/>
+        <w:b/>
+      </w:rPr>
+    </w:lvl>
+    <w:lvl w:ilvl="5">
+      <w:start w:val="1"/>
+      <w:numFmt w:val="decimal"/>
+      <w:lvlText w:val="%1.%2.%3.%4.%5.%6"/>
+      <w:lvlJc w:val="left"/>
+      <w:pPr>
+        <w:ind w:left="1080" w:hanging="1080"/>
+      </w:pPr>
+      <w:rPr>
+        <w:rFonts w:hint="default"/>
+        <w:b/>
+      </w:rPr>
+    </w:lvl>
+    <w:lvl w:ilvl="6">
+      <w:start w:val="1"/>
+      <w:numFmt w:val="decimal"/>
+      <w:lvlText w:val="%1.%2.%3.%4.%5.%6.%7"/>
+      <w:lvlJc w:val="left"/>
+      <w:pPr>
+        <w:ind w:left="1440" w:hanging="1440"/>
+      </w:pPr>
+      <w:rPr>
+        <w:rFonts w:hint="default"/>
+        <w:b/>
+      </w:rPr>
+    </w:lvl>
+    <w:lvl w:ilvl="7">
+      <w:start w:val="1"/>
+      <w:numFmt w:val="decimal"/>
+      <w:lvlText w:val="%1.%2.%3.%4.%5.%6.%7.%8"/>
+      <w:lvlJc w:val="left"/>
+      <w:pPr>
+        <w:ind w:left="1440" w:hanging="1440"/>
+      </w:pPr>
+      <w:rPr>
+        <w:rFonts w:hint="default"/>
+        <w:b/>
+      </w:rPr>
+    </w:lvl>
+    <w:lvl w:ilvl="8">
+      <w:start w:val="1"/>
+      <w:numFmt w:val="decimal"/>
+      <w:lvlText w:val="%1.%2.%3.%4.%5.%6.%7.%8.%9"/>
+      <w:lvlJc w:val="left"/>
+      <w:pPr>
+        <w:ind w:left="1800" w:hanging="1800"/>
+      </w:pPr>
+      <w:rPr>
+        <w:rFonts w:hint="default"/>
+        <w:b/>
+      </w:rPr>
+    </w:lvl>
+  </w:abstractNum>
+  <w:abstractNum w:abstractNumId="7" w15:restartNumberingAfterBreak="0">
     <w:nsid w:val="5CF86D95"/>
     <w:multiLevelType w:val="multilevel"/>
     <w:tmpl w:val="9A2056A0"/>
@@ -13193,7 +13312,7 @@
       </w:rPr>
     </w:lvl>
   </w:abstractNum>
-  <w:abstractNum w:abstractNumId="7" w15:restartNumberingAfterBreak="0">
+  <w:abstractNum w:abstractNumId="8" w15:restartNumberingAfterBreak="0">
     <w:nsid w:val="6FE7528A"/>
     <w:multiLevelType w:val="multilevel"/>
     <w:tmpl w:val="725475C0"/>
@@ -13342,7 +13461,7 @@
       </w:rPr>
     </w:lvl>
   </w:abstractNum>
-  <w:abstractNum w:abstractNumId="8" w15:restartNumberingAfterBreak="0">
+  <w:abstractNum w:abstractNumId="9" w15:restartNumberingAfterBreak="0">
     <w:nsid w:val="7F97203F"/>
     <w:multiLevelType w:val="multilevel"/>
     <w:tmpl w:val="8D44CF50"/>
@@ -13492,10 +13611,10 @@
     </w:lvl>
   </w:abstractNum>
   <w:num w:numId="1">
-    <w:abstractNumId w:val="8"/>
+    <w:abstractNumId w:val="9"/>
   </w:num>
   <w:num w:numId="2">
-    <w:abstractNumId w:val="6"/>
+    <w:abstractNumId w:val="7"/>
   </w:num>
   <w:num w:numId="3">
     <w:abstractNumId w:val="5"/>
@@ -13513,10 +13632,13 @@
     <w:abstractNumId w:val="4"/>
   </w:num>
   <w:num w:numId="8">
-    <w:abstractNumId w:val="7"/>
+    <w:abstractNumId w:val="8"/>
   </w:num>
   <w:num w:numId="9">
     <w:abstractNumId w:val="1"/>
+  </w:num>
+  <w:num w:numId="10">
+    <w:abstractNumId w:val="6"/>
   </w:num>
 </w:numbering>
 </file>
@@ -14002,6 +14124,17 @@
       <w:bCs/>
     </w:rPr>
   </w:style>
+  <w:style w:type="paragraph" w:styleId="ListParagraph">
+    <w:name w:val="List Paragraph"/>
+    <w:basedOn w:val="Normal"/>
+    <w:uiPriority w:val="34"/>
+    <w:qFormat/>
+    <w:rsid w:val="00151EDD"/>
+    <w:pPr>
+      <w:ind w:left="720"/>
+      <w:contextualSpacing/>
+    </w:pPr>
+  </w:style>
 </w:styles>
 </file>
 

--- a/K25_CNTT1_SKL01_B25DTCN140_QuachTranAnh_Session01_Ex01.docx
+++ b/K25_CNTT1_SKL01_B25DTCN140_QuachTranAnh_Session01_Ex01.docx
@@ -351,554 +351,312 @@
           <w:szCs w:val="24"/>
         </w:rPr>
       </w:pPr>
-      <w:proofErr w:type="spellStart"/>
-      <w:r>
-        <w:rPr>
-          <w:rFonts w:ascii="Times New Roman" w:eastAsia="Times New Roman" w:hAnsi="Times New Roman" w:cs="Times New Roman"/>
-          <w:sz w:val="24"/>
-          <w:szCs w:val="24"/>
-        </w:rPr>
-        <w:t>Hiện</w:t>
-      </w:r>
-      <w:proofErr w:type="spellEnd"/>
-      <w:r>
-        <w:rPr>
-          <w:rFonts w:ascii="Times New Roman" w:eastAsia="Times New Roman" w:hAnsi="Times New Roman" w:cs="Times New Roman"/>
-          <w:sz w:val="24"/>
-          <w:szCs w:val="24"/>
-        </w:rPr>
-        <w:t xml:space="preserve"> </w:t>
-      </w:r>
-      <w:proofErr w:type="spellStart"/>
-      <w:r>
-        <w:rPr>
-          <w:rFonts w:ascii="Times New Roman" w:eastAsia="Times New Roman" w:hAnsi="Times New Roman" w:cs="Times New Roman"/>
-          <w:sz w:val="24"/>
-          <w:szCs w:val="24"/>
-        </w:rPr>
-        <w:t>tại</w:t>
-      </w:r>
-      <w:proofErr w:type="spellEnd"/>
-      <w:r>
-        <w:rPr>
-          <w:rFonts w:ascii="Times New Roman" w:eastAsia="Times New Roman" w:hAnsi="Times New Roman" w:cs="Times New Roman"/>
-          <w:sz w:val="24"/>
-          <w:szCs w:val="24"/>
-        </w:rPr>
-        <w:t xml:space="preserve">, </w:t>
-      </w:r>
-      <w:proofErr w:type="spellStart"/>
-      <w:r>
-        <w:rPr>
-          <w:rFonts w:ascii="Times New Roman" w:eastAsia="Times New Roman" w:hAnsi="Times New Roman" w:cs="Times New Roman"/>
-          <w:sz w:val="24"/>
-          <w:szCs w:val="24"/>
-        </w:rPr>
-        <w:t>đây</w:t>
-      </w:r>
-      <w:proofErr w:type="spellEnd"/>
-      <w:r>
-        <w:rPr>
-          <w:rFonts w:ascii="Times New Roman" w:eastAsia="Times New Roman" w:hAnsi="Times New Roman" w:cs="Times New Roman"/>
-          <w:sz w:val="24"/>
-          <w:szCs w:val="24"/>
-        </w:rPr>
-        <w:t xml:space="preserve"> </w:t>
-      </w:r>
-      <w:proofErr w:type="spellStart"/>
-      <w:r>
-        <w:rPr>
-          <w:rFonts w:ascii="Times New Roman" w:eastAsia="Times New Roman" w:hAnsi="Times New Roman" w:cs="Times New Roman"/>
-          <w:sz w:val="24"/>
-          <w:szCs w:val="24"/>
-        </w:rPr>
-        <w:t>chỉ</w:t>
-      </w:r>
-      <w:proofErr w:type="spellEnd"/>
-      <w:r>
-        <w:rPr>
-          <w:rFonts w:ascii="Times New Roman" w:eastAsia="Times New Roman" w:hAnsi="Times New Roman" w:cs="Times New Roman"/>
-          <w:sz w:val="24"/>
-          <w:szCs w:val="24"/>
-        </w:rPr>
-        <w:t xml:space="preserve"> </w:t>
-      </w:r>
-      <w:proofErr w:type="spellStart"/>
-      <w:r>
-        <w:rPr>
-          <w:rFonts w:ascii="Times New Roman" w:eastAsia="Times New Roman" w:hAnsi="Times New Roman" w:cs="Times New Roman"/>
-          <w:sz w:val="24"/>
-          <w:szCs w:val="24"/>
-        </w:rPr>
-        <w:t>là</w:t>
-      </w:r>
-      <w:proofErr w:type="spellEnd"/>
-      <w:r>
-        <w:rPr>
-          <w:rFonts w:ascii="Times New Roman" w:eastAsia="Times New Roman" w:hAnsi="Times New Roman" w:cs="Times New Roman"/>
-          <w:sz w:val="24"/>
-          <w:szCs w:val="24"/>
-        </w:rPr>
-        <w:t xml:space="preserve"> </w:t>
-      </w:r>
-      <w:proofErr w:type="spellStart"/>
-      <w:r>
-        <w:rPr>
-          <w:rFonts w:ascii="Times New Roman" w:eastAsia="Times New Roman" w:hAnsi="Times New Roman" w:cs="Times New Roman"/>
-          <w:sz w:val="24"/>
-          <w:szCs w:val="24"/>
-        </w:rPr>
-        <w:t>một</w:t>
-      </w:r>
-      <w:proofErr w:type="spellEnd"/>
-      <w:r>
-        <w:rPr>
-          <w:rFonts w:ascii="Times New Roman" w:eastAsia="Times New Roman" w:hAnsi="Times New Roman" w:cs="Times New Roman"/>
-          <w:sz w:val="24"/>
-          <w:szCs w:val="24"/>
-        </w:rPr>
-        <w:t xml:space="preserve"> </w:t>
-      </w:r>
-      <w:proofErr w:type="spellStart"/>
-      <w:r>
-        <w:rPr>
-          <w:rFonts w:ascii="Times New Roman" w:eastAsia="Times New Roman" w:hAnsi="Times New Roman" w:cs="Times New Roman"/>
-          <w:b/>
-          <w:bCs/>
-          <w:sz w:val="24"/>
-          <w:szCs w:val="24"/>
-        </w:rPr>
-        <w:t>Nhóm</w:t>
-      </w:r>
-      <w:proofErr w:type="spellEnd"/>
-      <w:r>
-        <w:rPr>
-          <w:rFonts w:ascii="Times New Roman" w:eastAsia="Times New Roman" w:hAnsi="Times New Roman" w:cs="Times New Roman"/>
-          <w:b/>
-          <w:bCs/>
-          <w:sz w:val="24"/>
-          <w:szCs w:val="24"/>
-        </w:rPr>
-        <w:t xml:space="preserve"> (Group)</w:t>
-      </w:r>
-      <w:r>
-        <w:rPr>
-          <w:rFonts w:ascii="Times New Roman" w:eastAsia="Times New Roman" w:hAnsi="Times New Roman" w:cs="Times New Roman"/>
-          <w:sz w:val="24"/>
-          <w:szCs w:val="24"/>
-        </w:rPr>
-        <w:t xml:space="preserve"> – </w:t>
-      </w:r>
-      <w:proofErr w:type="spellStart"/>
-      <w:r>
-        <w:rPr>
-          <w:rFonts w:ascii="Times New Roman" w:eastAsia="Times New Roman" w:hAnsi="Times New Roman" w:cs="Times New Roman"/>
-          <w:sz w:val="24"/>
-          <w:szCs w:val="24"/>
-        </w:rPr>
-        <w:t>tức</w:t>
-      </w:r>
-      <w:proofErr w:type="spellEnd"/>
-      <w:r>
-        <w:rPr>
-          <w:rFonts w:ascii="Times New Roman" w:eastAsia="Times New Roman" w:hAnsi="Times New Roman" w:cs="Times New Roman"/>
-          <w:sz w:val="24"/>
-          <w:szCs w:val="24"/>
-        </w:rPr>
-        <w:t xml:space="preserve"> </w:t>
-      </w:r>
-      <w:proofErr w:type="spellStart"/>
-      <w:r>
-        <w:rPr>
-          <w:rFonts w:ascii="Times New Roman" w:eastAsia="Times New Roman" w:hAnsi="Times New Roman" w:cs="Times New Roman"/>
-          <w:sz w:val="24"/>
-          <w:szCs w:val="24"/>
-        </w:rPr>
-        <w:t>là</w:t>
-      </w:r>
-      <w:proofErr w:type="spellEnd"/>
-      <w:r>
-        <w:rPr>
-          <w:rFonts w:ascii="Times New Roman" w:eastAsia="Times New Roman" w:hAnsi="Times New Roman" w:cs="Times New Roman"/>
-          <w:sz w:val="24"/>
-          <w:szCs w:val="24"/>
-        </w:rPr>
-        <w:t xml:space="preserve"> </w:t>
-      </w:r>
-      <w:proofErr w:type="spellStart"/>
-      <w:r>
-        <w:rPr>
-          <w:rFonts w:ascii="Times New Roman" w:eastAsia="Times New Roman" w:hAnsi="Times New Roman" w:cs="Times New Roman"/>
-          <w:sz w:val="24"/>
-          <w:szCs w:val="24"/>
-        </w:rPr>
-        <w:t>những</w:t>
-      </w:r>
-      <w:proofErr w:type="spellEnd"/>
-      <w:r>
-        <w:rPr>
-          <w:rFonts w:ascii="Times New Roman" w:eastAsia="Times New Roman" w:hAnsi="Times New Roman" w:cs="Times New Roman"/>
-          <w:sz w:val="24"/>
-          <w:szCs w:val="24"/>
-        </w:rPr>
-        <w:t xml:space="preserve"> </w:t>
-      </w:r>
-      <w:proofErr w:type="spellStart"/>
-      <w:r>
-        <w:rPr>
-          <w:rFonts w:ascii="Times New Roman" w:eastAsia="Times New Roman" w:hAnsi="Times New Roman" w:cs="Times New Roman"/>
-          <w:sz w:val="24"/>
-          <w:szCs w:val="24"/>
-        </w:rPr>
-        <w:t>người</w:t>
-      </w:r>
-      <w:proofErr w:type="spellEnd"/>
-      <w:r>
-        <w:rPr>
-          <w:rFonts w:ascii="Times New Roman" w:eastAsia="Times New Roman" w:hAnsi="Times New Roman" w:cs="Times New Roman"/>
-          <w:sz w:val="24"/>
-          <w:szCs w:val="24"/>
-        </w:rPr>
-        <w:t xml:space="preserve"> </w:t>
-      </w:r>
-      <w:proofErr w:type="spellStart"/>
-      <w:r>
-        <w:rPr>
-          <w:rFonts w:ascii="Times New Roman" w:eastAsia="Times New Roman" w:hAnsi="Times New Roman" w:cs="Times New Roman"/>
-          <w:sz w:val="24"/>
-          <w:szCs w:val="24"/>
-        </w:rPr>
-        <w:t>bị</w:t>
-      </w:r>
-      <w:proofErr w:type="spellEnd"/>
-      <w:r>
-        <w:rPr>
-          <w:rFonts w:ascii="Times New Roman" w:eastAsia="Times New Roman" w:hAnsi="Times New Roman" w:cs="Times New Roman"/>
-          <w:sz w:val="24"/>
-          <w:szCs w:val="24"/>
-        </w:rPr>
-        <w:t xml:space="preserve"> </w:t>
-      </w:r>
-      <w:proofErr w:type="spellStart"/>
-      <w:r>
-        <w:rPr>
-          <w:rFonts w:ascii="Times New Roman" w:eastAsia="Times New Roman" w:hAnsi="Times New Roman" w:cs="Times New Roman"/>
-          <w:sz w:val="24"/>
-          <w:szCs w:val="24"/>
-        </w:rPr>
-        <w:t>gom</w:t>
-      </w:r>
-      <w:proofErr w:type="spellEnd"/>
-      <w:r>
-        <w:rPr>
-          <w:rFonts w:ascii="Times New Roman" w:eastAsia="Times New Roman" w:hAnsi="Times New Roman" w:cs="Times New Roman"/>
-          <w:sz w:val="24"/>
-          <w:szCs w:val="24"/>
-        </w:rPr>
-        <w:t xml:space="preserve"> </w:t>
-      </w:r>
-      <w:proofErr w:type="spellStart"/>
-      <w:r>
-        <w:rPr>
-          <w:rFonts w:ascii="Times New Roman" w:eastAsia="Times New Roman" w:hAnsi="Times New Roman" w:cs="Times New Roman"/>
-          <w:sz w:val="24"/>
-          <w:szCs w:val="24"/>
-        </w:rPr>
-        <w:t>lại</w:t>
-      </w:r>
-      <w:proofErr w:type="spellEnd"/>
-      <w:r>
-        <w:rPr>
-          <w:rFonts w:ascii="Times New Roman" w:eastAsia="Times New Roman" w:hAnsi="Times New Roman" w:cs="Times New Roman"/>
-          <w:sz w:val="24"/>
-          <w:szCs w:val="24"/>
-        </w:rPr>
-        <w:t xml:space="preserve"> </w:t>
-      </w:r>
-      <w:proofErr w:type="spellStart"/>
-      <w:r>
-        <w:rPr>
-          <w:rFonts w:ascii="Times New Roman" w:eastAsia="Times New Roman" w:hAnsi="Times New Roman" w:cs="Times New Roman"/>
-          <w:sz w:val="24"/>
-          <w:szCs w:val="24"/>
-        </w:rPr>
-        <w:t>làm</w:t>
-      </w:r>
-      <w:proofErr w:type="spellEnd"/>
-      <w:r>
-        <w:rPr>
-          <w:rFonts w:ascii="Times New Roman" w:eastAsia="Times New Roman" w:hAnsi="Times New Roman" w:cs="Times New Roman"/>
-          <w:sz w:val="24"/>
-          <w:szCs w:val="24"/>
-        </w:rPr>
-        <w:t xml:space="preserve"> </w:t>
-      </w:r>
-      <w:proofErr w:type="spellStart"/>
-      <w:r>
-        <w:rPr>
-          <w:rFonts w:ascii="Times New Roman" w:eastAsia="Times New Roman" w:hAnsi="Times New Roman" w:cs="Times New Roman"/>
-          <w:sz w:val="24"/>
-          <w:szCs w:val="24"/>
-        </w:rPr>
-        <w:t>chung</w:t>
-      </w:r>
-      <w:proofErr w:type="spellEnd"/>
-      <w:r>
-        <w:rPr>
-          <w:rFonts w:ascii="Times New Roman" w:eastAsia="Times New Roman" w:hAnsi="Times New Roman" w:cs="Times New Roman"/>
-          <w:sz w:val="24"/>
-          <w:szCs w:val="24"/>
-        </w:rPr>
-        <w:t xml:space="preserve">, </w:t>
-      </w:r>
-      <w:proofErr w:type="spellStart"/>
-      <w:r>
-        <w:rPr>
-          <w:rFonts w:ascii="Times New Roman" w:eastAsia="Times New Roman" w:hAnsi="Times New Roman" w:cs="Times New Roman"/>
-          <w:sz w:val="24"/>
-          <w:szCs w:val="24"/>
-        </w:rPr>
-        <w:t>chứ</w:t>
-      </w:r>
-      <w:proofErr w:type="spellEnd"/>
-      <w:r>
-        <w:rPr>
-          <w:rFonts w:ascii="Times New Roman" w:eastAsia="Times New Roman" w:hAnsi="Times New Roman" w:cs="Times New Roman"/>
-          <w:sz w:val="24"/>
-          <w:szCs w:val="24"/>
-        </w:rPr>
-        <w:t xml:space="preserve"> </w:t>
-      </w:r>
-      <w:proofErr w:type="spellStart"/>
-      <w:r>
-        <w:rPr>
-          <w:rFonts w:ascii="Times New Roman" w:eastAsia="Times New Roman" w:hAnsi="Times New Roman" w:cs="Times New Roman"/>
-          <w:sz w:val="24"/>
-          <w:szCs w:val="24"/>
-        </w:rPr>
-        <w:t>chưa</w:t>
-      </w:r>
-      <w:proofErr w:type="spellEnd"/>
-      <w:r>
-        <w:rPr>
-          <w:rFonts w:ascii="Times New Roman" w:eastAsia="Times New Roman" w:hAnsi="Times New Roman" w:cs="Times New Roman"/>
-          <w:sz w:val="24"/>
-          <w:szCs w:val="24"/>
-        </w:rPr>
-        <w:t xml:space="preserve"> </w:t>
-      </w:r>
-      <w:proofErr w:type="spellStart"/>
-      <w:r>
-        <w:rPr>
-          <w:rFonts w:ascii="Times New Roman" w:eastAsia="Times New Roman" w:hAnsi="Times New Roman" w:cs="Times New Roman"/>
-          <w:sz w:val="24"/>
-          <w:szCs w:val="24"/>
-        </w:rPr>
-        <w:t>phải</w:t>
-      </w:r>
-      <w:proofErr w:type="spellEnd"/>
-      <w:r>
-        <w:rPr>
-          <w:rFonts w:ascii="Times New Roman" w:eastAsia="Times New Roman" w:hAnsi="Times New Roman" w:cs="Times New Roman"/>
-          <w:sz w:val="24"/>
-          <w:szCs w:val="24"/>
-        </w:rPr>
-        <w:t xml:space="preserve"> </w:t>
-      </w:r>
-      <w:proofErr w:type="spellStart"/>
-      <w:r>
-        <w:rPr>
-          <w:rFonts w:ascii="Times New Roman" w:eastAsia="Times New Roman" w:hAnsi="Times New Roman" w:cs="Times New Roman"/>
-          <w:sz w:val="24"/>
-          <w:szCs w:val="24"/>
-        </w:rPr>
-        <w:t>là</w:t>
-      </w:r>
-      <w:proofErr w:type="spellEnd"/>
-      <w:r>
-        <w:rPr>
-          <w:rFonts w:ascii="Times New Roman" w:eastAsia="Times New Roman" w:hAnsi="Times New Roman" w:cs="Times New Roman"/>
-          <w:sz w:val="24"/>
-          <w:szCs w:val="24"/>
-        </w:rPr>
-        <w:t xml:space="preserve"> </w:t>
-      </w:r>
-      <w:proofErr w:type="spellStart"/>
-      <w:r>
-        <w:rPr>
-          <w:rFonts w:ascii="Times New Roman" w:eastAsia="Times New Roman" w:hAnsi="Times New Roman" w:cs="Times New Roman"/>
-          <w:sz w:val="24"/>
-          <w:szCs w:val="24"/>
-        </w:rPr>
-        <w:t>một</w:t>
-      </w:r>
-      <w:proofErr w:type="spellEnd"/>
-      <w:r>
-        <w:rPr>
-          <w:rFonts w:ascii="Times New Roman" w:eastAsia="Times New Roman" w:hAnsi="Times New Roman" w:cs="Times New Roman"/>
-          <w:sz w:val="24"/>
-          <w:szCs w:val="24"/>
-        </w:rPr>
-        <w:t xml:space="preserve"> </w:t>
-      </w:r>
-      <w:proofErr w:type="spellStart"/>
-      <w:r>
-        <w:rPr>
-          <w:rFonts w:ascii="Times New Roman" w:eastAsia="Times New Roman" w:hAnsi="Times New Roman" w:cs="Times New Roman"/>
-          <w:b/>
-          <w:bCs/>
-          <w:sz w:val="24"/>
-          <w:szCs w:val="24"/>
-        </w:rPr>
-        <w:t>Đội</w:t>
-      </w:r>
-      <w:proofErr w:type="spellEnd"/>
-      <w:r>
-        <w:rPr>
-          <w:rFonts w:ascii="Times New Roman" w:eastAsia="Times New Roman" w:hAnsi="Times New Roman" w:cs="Times New Roman"/>
-          <w:b/>
-          <w:bCs/>
-          <w:sz w:val="24"/>
-          <w:szCs w:val="24"/>
-        </w:rPr>
-        <w:t xml:space="preserve"> (Team)</w:t>
-      </w:r>
-      <w:r>
-        <w:rPr>
-          <w:rFonts w:ascii="Times New Roman" w:eastAsia="Times New Roman" w:hAnsi="Times New Roman" w:cs="Times New Roman"/>
-          <w:sz w:val="24"/>
-          <w:szCs w:val="24"/>
-        </w:rPr>
-        <w:t xml:space="preserve"> </w:t>
-      </w:r>
-      <w:proofErr w:type="spellStart"/>
-      <w:r>
-        <w:rPr>
-          <w:rFonts w:ascii="Times New Roman" w:eastAsia="Times New Roman" w:hAnsi="Times New Roman" w:cs="Times New Roman"/>
-          <w:sz w:val="24"/>
-          <w:szCs w:val="24"/>
-        </w:rPr>
-        <w:t>thực</w:t>
-      </w:r>
-      <w:proofErr w:type="spellEnd"/>
-      <w:r>
-        <w:rPr>
-          <w:rFonts w:ascii="Times New Roman" w:eastAsia="Times New Roman" w:hAnsi="Times New Roman" w:cs="Times New Roman"/>
-          <w:sz w:val="24"/>
-          <w:szCs w:val="24"/>
-        </w:rPr>
-        <w:t xml:space="preserve"> </w:t>
-      </w:r>
-      <w:proofErr w:type="spellStart"/>
-      <w:r>
-        <w:rPr>
-          <w:rFonts w:ascii="Times New Roman" w:eastAsia="Times New Roman" w:hAnsi="Times New Roman" w:cs="Times New Roman"/>
-          <w:sz w:val="24"/>
-          <w:szCs w:val="24"/>
-        </w:rPr>
-        <w:t>sự</w:t>
-      </w:r>
-      <w:proofErr w:type="spellEnd"/>
-      <w:r>
-        <w:rPr>
-          <w:rFonts w:ascii="Times New Roman" w:eastAsia="Times New Roman" w:hAnsi="Times New Roman" w:cs="Times New Roman"/>
-          <w:sz w:val="24"/>
-          <w:szCs w:val="24"/>
-        </w:rPr>
-        <w:t xml:space="preserve"> </w:t>
-      </w:r>
-      <w:proofErr w:type="spellStart"/>
-      <w:r>
-        <w:rPr>
-          <w:rFonts w:ascii="Times New Roman" w:eastAsia="Times New Roman" w:hAnsi="Times New Roman" w:cs="Times New Roman"/>
-          <w:sz w:val="24"/>
-          <w:szCs w:val="24"/>
-        </w:rPr>
-        <w:t>gắn</w:t>
-      </w:r>
-      <w:proofErr w:type="spellEnd"/>
-      <w:r>
-        <w:rPr>
-          <w:rFonts w:ascii="Times New Roman" w:eastAsia="Times New Roman" w:hAnsi="Times New Roman" w:cs="Times New Roman"/>
-          <w:sz w:val="24"/>
-          <w:szCs w:val="24"/>
-        </w:rPr>
-        <w:t xml:space="preserve"> </w:t>
-      </w:r>
-      <w:proofErr w:type="spellStart"/>
-      <w:r>
-        <w:rPr>
-          <w:rFonts w:ascii="Times New Roman" w:eastAsia="Times New Roman" w:hAnsi="Times New Roman" w:cs="Times New Roman"/>
-          <w:sz w:val="24"/>
-          <w:szCs w:val="24"/>
-        </w:rPr>
-        <w:t>kết</w:t>
-      </w:r>
-      <w:proofErr w:type="spellEnd"/>
-      <w:r>
-        <w:rPr>
-          <w:rFonts w:ascii="Times New Roman" w:eastAsia="Times New Roman" w:hAnsi="Times New Roman" w:cs="Times New Roman"/>
-          <w:sz w:val="24"/>
-          <w:szCs w:val="24"/>
-        </w:rPr>
-        <w:t xml:space="preserve"> </w:t>
-      </w:r>
-      <w:proofErr w:type="spellStart"/>
-      <w:r>
-        <w:rPr>
-          <w:rFonts w:ascii="Times New Roman" w:eastAsia="Times New Roman" w:hAnsi="Times New Roman" w:cs="Times New Roman"/>
-          <w:sz w:val="24"/>
-          <w:szCs w:val="24"/>
-        </w:rPr>
-        <w:t>và</w:t>
-      </w:r>
-      <w:proofErr w:type="spellEnd"/>
-      <w:r>
-        <w:rPr>
-          <w:rFonts w:ascii="Times New Roman" w:eastAsia="Times New Roman" w:hAnsi="Times New Roman" w:cs="Times New Roman"/>
-          <w:sz w:val="24"/>
-          <w:szCs w:val="24"/>
-        </w:rPr>
-        <w:t xml:space="preserve"> </w:t>
-      </w:r>
-      <w:proofErr w:type="spellStart"/>
-      <w:r>
-        <w:rPr>
-          <w:rFonts w:ascii="Times New Roman" w:eastAsia="Times New Roman" w:hAnsi="Times New Roman" w:cs="Times New Roman"/>
-          <w:sz w:val="24"/>
-          <w:szCs w:val="24"/>
-        </w:rPr>
-        <w:t>vì</w:t>
-      </w:r>
-      <w:proofErr w:type="spellEnd"/>
-      <w:r>
-        <w:rPr>
-          <w:rFonts w:ascii="Times New Roman" w:eastAsia="Times New Roman" w:hAnsi="Times New Roman" w:cs="Times New Roman"/>
-          <w:sz w:val="24"/>
-          <w:szCs w:val="24"/>
-        </w:rPr>
-        <w:t xml:space="preserve"> </w:t>
-      </w:r>
-      <w:proofErr w:type="spellStart"/>
-      <w:r>
-        <w:rPr>
-          <w:rFonts w:ascii="Times New Roman" w:eastAsia="Times New Roman" w:hAnsi="Times New Roman" w:cs="Times New Roman"/>
-          <w:sz w:val="24"/>
-          <w:szCs w:val="24"/>
-        </w:rPr>
-        <w:t>nhau</w:t>
-      </w:r>
-      <w:proofErr w:type="spellEnd"/>
-      <w:r>
-        <w:rPr>
-          <w:rFonts w:ascii="Times New Roman" w:eastAsia="Times New Roman" w:hAnsi="Times New Roman" w:cs="Times New Roman"/>
-          <w:sz w:val="24"/>
-          <w:szCs w:val="24"/>
-        </w:rPr>
-        <w:t>.</w:t>
-      </w:r>
       <w:bookmarkStart w:id="0" w:name="_GoBack"/>
       <w:bookmarkEnd w:id="0"/>
+      <w:proofErr w:type="spellStart"/>
+      <w:r>
+        <w:t>Hiện</w:t>
+      </w:r>
+      <w:proofErr w:type="spellEnd"/>
+      <w:r>
+        <w:t xml:space="preserve"> </w:t>
+      </w:r>
+      <w:proofErr w:type="spellStart"/>
+      <w:r>
+        <w:t>tại</w:t>
+      </w:r>
+      <w:proofErr w:type="spellEnd"/>
+      <w:r>
+        <w:t xml:space="preserve">, </w:t>
+      </w:r>
+      <w:proofErr w:type="spellStart"/>
+      <w:r>
+        <w:t>tập</w:t>
+      </w:r>
+      <w:proofErr w:type="spellEnd"/>
+      <w:r>
+        <w:t xml:space="preserve"> </w:t>
+      </w:r>
+      <w:proofErr w:type="spellStart"/>
+      <w:r>
+        <w:t>thể</w:t>
+      </w:r>
+      <w:proofErr w:type="spellEnd"/>
+      <w:r>
+        <w:t xml:space="preserve"> </w:t>
+      </w:r>
+      <w:proofErr w:type="spellStart"/>
+      <w:r>
+        <w:t>này</w:t>
+      </w:r>
+      <w:proofErr w:type="spellEnd"/>
+      <w:r>
+        <w:t xml:space="preserve"> </w:t>
+      </w:r>
+      <w:proofErr w:type="spellStart"/>
+      <w:r>
+        <w:t>mới</w:t>
+      </w:r>
+      <w:proofErr w:type="spellEnd"/>
+      <w:r>
+        <w:t xml:space="preserve"> </w:t>
+      </w:r>
+      <w:proofErr w:type="spellStart"/>
+      <w:r>
+        <w:t>chỉ</w:t>
+      </w:r>
+      <w:proofErr w:type="spellEnd"/>
+      <w:r>
+        <w:t xml:space="preserve"> </w:t>
+      </w:r>
+      <w:proofErr w:type="spellStart"/>
+      <w:r>
+        <w:t>dừng</w:t>
+      </w:r>
+      <w:proofErr w:type="spellEnd"/>
+      <w:r>
+        <w:t xml:space="preserve"> </w:t>
+      </w:r>
+      <w:proofErr w:type="spellStart"/>
+      <w:r>
+        <w:t>lại</w:t>
+      </w:r>
+      <w:proofErr w:type="spellEnd"/>
+      <w:r>
+        <w:t xml:space="preserve"> ở </w:t>
+      </w:r>
+      <w:proofErr w:type="spellStart"/>
+      <w:r>
+        <w:t>mức</w:t>
+      </w:r>
+      <w:proofErr w:type="spellEnd"/>
+      <w:r>
+        <w:t xml:space="preserve"> </w:t>
+      </w:r>
+      <w:proofErr w:type="spellStart"/>
+      <w:r>
+        <w:t>một</w:t>
+      </w:r>
+      <w:proofErr w:type="spellEnd"/>
+      <w:r>
+        <w:t xml:space="preserve"> "</w:t>
+      </w:r>
+      <w:proofErr w:type="spellStart"/>
+      <w:r>
+        <w:t>Nhóm</w:t>
+      </w:r>
+      <w:proofErr w:type="spellEnd"/>
+      <w:r>
+        <w:t xml:space="preserve">" (Group) – </w:t>
+      </w:r>
+      <w:proofErr w:type="spellStart"/>
+      <w:r>
+        <w:t>tức</w:t>
+      </w:r>
+      <w:proofErr w:type="spellEnd"/>
+      <w:r>
+        <w:t xml:space="preserve"> </w:t>
+      </w:r>
+      <w:proofErr w:type="spellStart"/>
+      <w:r>
+        <w:t>là</w:t>
+      </w:r>
+      <w:proofErr w:type="spellEnd"/>
+      <w:r>
+        <w:t xml:space="preserve"> </w:t>
+      </w:r>
+      <w:proofErr w:type="spellStart"/>
+      <w:r>
+        <w:t>tập</w:t>
+      </w:r>
+      <w:proofErr w:type="spellEnd"/>
+      <w:r>
+        <w:t xml:space="preserve"> </w:t>
+      </w:r>
+      <w:proofErr w:type="spellStart"/>
+      <w:r>
+        <w:t>hợp</w:t>
+      </w:r>
+      <w:proofErr w:type="spellEnd"/>
+      <w:r>
+        <w:t xml:space="preserve"> </w:t>
+      </w:r>
+      <w:proofErr w:type="spellStart"/>
+      <w:r>
+        <w:t>các</w:t>
+      </w:r>
+      <w:proofErr w:type="spellEnd"/>
+      <w:r>
+        <w:t xml:space="preserve"> </w:t>
+      </w:r>
+      <w:proofErr w:type="spellStart"/>
+      <w:r>
+        <w:t>cá</w:t>
+      </w:r>
+      <w:proofErr w:type="spellEnd"/>
+      <w:r>
+        <w:t xml:space="preserve"> </w:t>
+      </w:r>
+      <w:proofErr w:type="spellStart"/>
+      <w:r>
+        <w:t>nhân</w:t>
+      </w:r>
+      <w:proofErr w:type="spellEnd"/>
+      <w:r>
+        <w:t xml:space="preserve"> </w:t>
+      </w:r>
+      <w:proofErr w:type="spellStart"/>
+      <w:r>
+        <w:t>được</w:t>
+      </w:r>
+      <w:proofErr w:type="spellEnd"/>
+      <w:r>
+        <w:t xml:space="preserve"> </w:t>
+      </w:r>
+      <w:proofErr w:type="spellStart"/>
+      <w:r>
+        <w:t>giao</w:t>
+      </w:r>
+      <w:proofErr w:type="spellEnd"/>
+      <w:r>
+        <w:t xml:space="preserve"> </w:t>
+      </w:r>
+      <w:proofErr w:type="spellStart"/>
+      <w:r>
+        <w:t>làm</w:t>
+      </w:r>
+      <w:proofErr w:type="spellEnd"/>
+      <w:r>
+        <w:t xml:space="preserve"> </w:t>
+      </w:r>
+      <w:proofErr w:type="spellStart"/>
+      <w:r>
+        <w:t>chung</w:t>
+      </w:r>
+      <w:proofErr w:type="spellEnd"/>
+      <w:r>
+        <w:t xml:space="preserve"> </w:t>
+      </w:r>
+      <w:proofErr w:type="spellStart"/>
+      <w:r>
+        <w:t>một</w:t>
+      </w:r>
+      <w:proofErr w:type="spellEnd"/>
+      <w:r>
+        <w:t xml:space="preserve"> </w:t>
+      </w:r>
+      <w:proofErr w:type="spellStart"/>
+      <w:r>
+        <w:t>dự</w:t>
+      </w:r>
+      <w:proofErr w:type="spellEnd"/>
+      <w:r>
+        <w:t xml:space="preserve"> </w:t>
+      </w:r>
+      <w:proofErr w:type="spellStart"/>
+      <w:r>
+        <w:t>án</w:t>
+      </w:r>
+      <w:proofErr w:type="spellEnd"/>
+      <w:r>
+        <w:t xml:space="preserve">, </w:t>
+      </w:r>
+      <w:proofErr w:type="spellStart"/>
+      <w:r>
+        <w:t>chứ</w:t>
+      </w:r>
+      <w:proofErr w:type="spellEnd"/>
+      <w:r>
+        <w:t xml:space="preserve"> </w:t>
+      </w:r>
+      <w:proofErr w:type="spellStart"/>
+      <w:r>
+        <w:t>chưa</w:t>
+      </w:r>
+      <w:proofErr w:type="spellEnd"/>
+      <w:r>
+        <w:t xml:space="preserve"> </w:t>
+      </w:r>
+      <w:proofErr w:type="spellStart"/>
+      <w:r>
+        <w:t>đạt</w:t>
+      </w:r>
+      <w:proofErr w:type="spellEnd"/>
+      <w:r>
+        <w:t xml:space="preserve"> </w:t>
+      </w:r>
+      <w:proofErr w:type="spellStart"/>
+      <w:r>
+        <w:t>mức</w:t>
+      </w:r>
+      <w:proofErr w:type="spellEnd"/>
+      <w:r>
+        <w:t xml:space="preserve"> </w:t>
+      </w:r>
+      <w:proofErr w:type="spellStart"/>
+      <w:r>
+        <w:t>độ</w:t>
+      </w:r>
+      <w:proofErr w:type="spellEnd"/>
+      <w:r>
+        <w:t xml:space="preserve"> </w:t>
+      </w:r>
+      <w:proofErr w:type="spellStart"/>
+      <w:r>
+        <w:t>gắn</w:t>
+      </w:r>
+      <w:proofErr w:type="spellEnd"/>
+      <w:r>
+        <w:t xml:space="preserve"> </w:t>
+      </w:r>
+      <w:proofErr w:type="spellStart"/>
+      <w:r>
+        <w:t>kết</w:t>
+      </w:r>
+      <w:proofErr w:type="spellEnd"/>
+      <w:r>
+        <w:t xml:space="preserve"> </w:t>
+      </w:r>
+      <w:proofErr w:type="spellStart"/>
+      <w:r>
+        <w:t>của</w:t>
+      </w:r>
+      <w:proofErr w:type="spellEnd"/>
+      <w:r>
+        <w:t xml:space="preserve"> </w:t>
+      </w:r>
+      <w:proofErr w:type="spellStart"/>
+      <w:r>
+        <w:t>một</w:t>
+      </w:r>
+      <w:proofErr w:type="spellEnd"/>
+      <w:r>
+        <w:t xml:space="preserve"> "</w:t>
+      </w:r>
+      <w:proofErr w:type="spellStart"/>
+      <w:r>
+        <w:t>Đội</w:t>
+      </w:r>
+      <w:proofErr w:type="spellEnd"/>
+      <w:r>
+        <w:t xml:space="preserve">" (Team) </w:t>
+      </w:r>
+      <w:proofErr w:type="spellStart"/>
+      <w:r>
+        <w:t>thực</w:t>
+      </w:r>
+      <w:proofErr w:type="spellEnd"/>
+      <w:r>
+        <w:t xml:space="preserve"> </w:t>
+      </w:r>
+      <w:proofErr w:type="spellStart"/>
+      <w:r>
+        <w:t>sự</w:t>
+      </w:r>
+      <w:proofErr w:type="spellEnd"/>
+      <w:r>
+        <w:t>.</w:t>
+      </w:r>
     </w:p>
     <w:p>
       <w:pPr>
